--- a/zaini_case_audit_output/outputs/word/documents/014_حكم برفض الولاية على الشيخ أحمد زيني من القاضي اللحيدان ـ 08-06-1433هـ.pdf.docx
+++ b/zaini_case_audit_output/outputs/word/documents/014_حكم برفض الولاية على الشيخ أحمد زيني من القاضي اللحيدان ـ 08-06-1433هـ.pdf.docx
@@ -53,6 +53,20 @@
         <w:t>[مخرج آلي / Script Output - سماوي]  [مخرج آلي يحتاج مراجعة بشرية - وردي]</w:t>
       </w:r>
     </w:p>
+    <w:p>
+      <w:pPr>
+        <w:jc w:val="right"/>
+        <w:bidi/>
+      </w:pPr>
+      <w:r>
+        <w:rPr>
+          <w:b w:val="0"/>
+          <w:i/>
+          <w:color w:val="C00000"/>
+        </w:rPr>
+        <w:t>[نص ممسوح OCR صُحِّح ترتيبه آلياً — قد يحتوي أخطاء طفيفة]</w:t>
+      </w:r>
+    </w:p>
     <w:p/>
     <w:p>
       <w:pPr>
@@ -116,7 +130,7 @@
           <w:b w:val="0"/>
           <w:i w:val="0"/>
         </w:rPr>
-        <w:t>مولى أن من عمر السعيدان المحكمة العامة بمحافظة جدة المساعد</w:t>
+        <w:t>دعاسملا ةدج ةظفاحمب ةماعلا ةمكحملا ناديعسلا رمع نم نأ ىلوم</w:t>
       </w:r>
     </w:p>
     <w:p>
@@ -129,7 +143,7 @@
           <w:b w:val="0"/>
           <w:i w:val="0"/>
         </w:rPr>
-        <w:t>بن صالح التني</w:t>
+        <w:t>ينتلا حلاص نب</w:t>
       </w:r>
     </w:p>
     <w:p>
@@ -142,7 +156,7 @@
           <w:b w:val="0"/>
           <w:i w:val="0"/>
         </w:rPr>
-        <w:t>المحكمة العامة بمحافظة جدة</w:t>
+        <w:t>ةدج ةظفاحمب ةماعلا ةمكحملا</w:t>
       </w:r>
     </w:p>
     <w:p>
@@ -259,7 +273,7 @@
           <w:b w:val="0"/>
           <w:i w:val="0"/>
         </w:rPr>
-        <w:t>الادراك وضعف في الذاكره مع قصور في التركيز وشرود الذهن ويعاني من رجفان باليدين وجمود تعابير الوجه مع اضطراب بالخطوات وعدم قدرته على السير الا بمساعدة شخصين الموقع من الدكتور حسام قطب والدكتور محمد ابو رمش والدكتور منصور احمد الجنيدي شم جري تأجيل الجلسه وبالله التوفيق ، وفي جلسة أخرى ففي يوم الاثنين الموافق ١٤٣٢/٠٦/٢٠هـ حضر سليمان صالح الخميس والمدونه هويته سابقا</w:t>
+        <w:t>اقباس هتيوه هنودملاو سيمخلا حلاص ناميلس رضح ـه١٤٣٢/٠٦/٢٠ قفاوملا نينثالا موي يفف ىرخأ ةسلج يفو ، قيفوتلا هللابو هسلجلا ليجأت يرج مش يدينجلا دمحا روصنم روتكدلاو شمر وبا دمحم روتكدلاو بطق ماسح روتكدلا نم عقوملا نيصخش ةدعاسمب الا ريسلا ىلع هتردق مدعو تاوطخلاب بارطضا عم هجولا ريباعت دومجو نيديلاب نافجر نم يناعيو نهذلا دورشو زيكرتلا يف روصق عم هركاذلا يف فعضو كاردالا</w:t>
       </w:r>
     </w:p>
     <w:p>
@@ -285,7 +299,7 @@
           <w:b w:val="0"/>
           <w:i w:val="0"/>
         </w:rPr>
-        <w:t>مصلحة مطابع الحكومة ۳۱۲۰۹۹</w:t>
+        <w:t>۹۹۰۲۱۳ ةموكحلا عباطم ةحلصم</w:t>
       </w:r>
     </w:p>
     <w:p>
@@ -298,7 +312,7 @@
           <w:b w:val="0"/>
           <w:i w:val="0"/>
         </w:rPr>
-        <w:t>( هذا النموذج مخصص الاستخد حاسب الألي ويسمع تعليقه )</w:t>
+        <w:t>( هقيلعت عمسيو يلألا بساح دختسالا صصخم جذومنلا اذه )</w:t>
       </w:r>
     </w:p>
     <w:p>
@@ -376,7 +390,7 @@
           <w:b w:val="0"/>
           <w:i w:val="0"/>
         </w:rPr>
-        <w:t>المحكمة العامة بمحافظة جدة</w:t>
+        <w:t>ةدج ةظفاحمب ةماعلا ةمكحملا</w:t>
       </w:r>
     </w:p>
     <w:p>
@@ -415,7 +429,7 @@
           <w:b w:val="0"/>
           <w:i w:val="0"/>
         </w:rPr>
-        <w:t>دار المراك</w:t>
+        <w:t>كارملا راد</w:t>
       </w:r>
     </w:p>
     <w:p>
@@ -519,7 +533,7 @@
           <w:b w:val="0"/>
           <w:i w:val="0"/>
         </w:rPr>
-        <w:t>مصلحة مطابع الحكومة ۳۱۲۰۹۹</w:t>
+        <w:t>۹۹۰۲۱۳ ةموكحلا عباطم ةحلصم</w:t>
       </w:r>
     </w:p>
     <w:p>
@@ -532,7 +546,7 @@
           <w:b w:val="0"/>
           <w:i w:val="0"/>
         </w:rPr>
-        <w:t>( هذا النموذج مخصص للاستخدام بالحاسب الآلي ويصنع تغليفه )</w:t>
+        <w:t>( هفيلغت عنصيو يلآلا بساحلاب مادختسالل صصخم جذومنلا اذه )</w:t>
       </w:r>
     </w:p>
     <w:p>
@@ -571,7 +585,7 @@
           <w:b w:val="0"/>
           <w:i w:val="0"/>
         </w:rPr>
-        <w:t>الملك الى ير السعود</w:t>
+        <w:t>دوعسلا ري ىلا كلملا</w:t>
       </w:r>
     </w:p>
     <w:p>
@@ -584,7 +598,7 @@
           <w:b w:val="0"/>
           <w:i w:val="0"/>
         </w:rPr>
-        <w:t>وزارة الجدل</w:t>
+        <w:t>لدجلا ةرازو</w:t>
       </w:r>
     </w:p>
     <w:p>
@@ -610,7 +624,7 @@
           <w:b w:val="0"/>
           <w:i w:val="0"/>
         </w:rPr>
-        <w:t>المحكمة العامة بمحافظة جدة</w:t>
+        <w:t>ةدج ةظفاحمب ةماعلا ةمكحملا</w:t>
       </w:r>
     </w:p>
     <w:p>
@@ -636,7 +650,7 @@
           <w:b w:val="0"/>
           <w:i w:val="0"/>
         </w:rPr>
-        <w:t>وارد الفوزان</w:t>
+        <w:t>نازوفلا دراو</w:t>
       </w:r>
     </w:p>
     <w:p>
@@ -701,7 +715,7 @@
           <w:b w:val="0"/>
           <w:i w:val="0"/>
         </w:rPr>
-        <w:t>يراجع عيادة الجراحة الا مرة واحدة". وبالرغم من صدور التقرير الطبي وما تضمنه ذلك التقرير من مغالطات والتشويه الكاذب ( شوشرة ) وما سببه من ضرر أصاب الوالد من الناحية النفسية والصحية والوضع الاجتماعي والاقتصادي فبالرغم من ذلك كله فانه والحمد الله فان التقارير الطبية المقدمة منهم لم تجزم بضرورة تعيين فيه على الوالد، الا أنها وللأسف الشديد تسببت في توجيه سعادتكم إلى توقيف حسابات الوالد يوقف العمل بالوكالات الصادرة عنه الامر الذي أضر بالوالد وبسمعته وباسمه وبناءاً على ماسبق فقد تفضلت فضيلتكم مشكورين بتحويل الوالد متخصص في هذا الشأن وهو مستشفى الصحة النفسية وخصع الوالد إلى جميع الفحوصات والكشوفات الطبية اللازمة</w:t>
+        <w:t>ةمزاللا ةيبطلا تافوشكلاو تاصوحفلا عيمج ىلإ دلاولا عصخو ةيسفنلا ةحصلا ىفشتسم وهو نأشلا اذه يف صصختم دلاولا ليوحتب نيروكشم مكتليضف تلضفت دقف قبسام ىلع ًاءانبو همسابو هتعمسبو دلاولاب رضأ يذلا رمالا هنع ةرداصلا تالاكولاب لمعلا فقوي دلاولا تاباسح فيقوت ىلإ مكتداعس هيجوت يف تببست ديدشلا فسأللو اهنأ الا ،دلاولا ىلع هيف نييعت ةرورضب مزجت مل مهنم ةمدقملا ةيبطلا ريراقتلا ناف هللا دمحلاو هناف هلك كلذ نم مغرلابف يداصتقالاو يعامتجالا عضولاو ةيحصلاو ةيسفنلا ةيحانلا نم دلاولا باصأ ررض نم هببس امو ( ةرشوش ) بذاكلا هيوشتلاو تاطلاغم نم ريرقتلا كلذ هنمضت امو يبطلا ريرقتلا رودص نم مغرلابو ."ةدحاو ةرم الا ةحارجلا ةدايع عجاري</w:t>
       </w:r>
     </w:p>
     <w:p>
@@ -727,7 +741,7 @@
           <w:b w:val="0"/>
           <w:i w:val="0"/>
         </w:rPr>
-        <w:t>وحسب الأوقات التي حددها الأطباء والتي لم تتناسب مع أوقات الوالد، وبالرغم من صعوبة ذلك فانه والحمد لله وبعون الله تعالى فقد أفاد التقرير أن الوالد قادر على القيام بشؤونه ولا يحتاج إلى تعيين قيم . وحيث أن الأصل الشرعي هو سلامة المرء من الآفات ما لم يثبت شرعاً بالدليل القطعي</w:t>
+        <w:t>يعطقلا ليلدلاب ًاعرش تبثي مل ام تافآلا نم ءرملا ةمالس وه يعرشلا لصألا نأ ثيحو . ميق نييعت ىلإ جاتحي الو هنوؤشب مايقلا ىلع رداق دلاولا نأ ريرقتلا دافأ دقف ىلاعت هللا نوعبو هلل دمحلاو هناف كلذ ةبوعص نم مغرلابو ،دلاولا تاقوأ عم بسانتت مل يتلاو ءابطألا اهددح يتلا تاقوألا بسحو</w:t>
       </w:r>
     </w:p>
     <w:p>
@@ -766,7 +780,7 @@
           <w:b w:val="0"/>
           <w:i w:val="0"/>
         </w:rPr>
-        <w:t>من أهل الخبرة المختصين خلاف ذلك ، لذا يبقى الأصل بسلامة القوى العقلية الموالد وعدم ثبوت ارتكابه أي أعمال يشوبها السفه ، مما يوجب رد طلب فرض الولاية ونظراً للضرر الجسيم على مصالح الوالد التجارية وسمعته الاجتماعية . ثانياً : أن طلب إعادة فحص الوالد من قبل السيد / عدنان زيني هو بمثابة رد لرأي الخبير ( مستشفى الصحة النفسية ) وحسب نص المادة (۱۲۹) من نظام المرافعات الشرعية أن ردا للأسباب التي تجيز رد القضاة . حيث لم يقدم المدعون سبباً شرعياً أو نظامياً لرد الخبير، كما أنهم لم يعترضوا على حيثيات وأسباب التقرير الصادر من مستشفى الصحة النفسية ولم يبينوا أسباب طلبهم تقرير طبي أخر أن طلب المدعون تشكيل لجنة موسعة من وزارة الصحة يعتبر طلب غير مقبول ومتناقض نظراً لأن التقرير الاخير صادر من مستشفى حكومية متخصصة و تابعة لوزارة الصحة وصادر عن لجنة طبية موسعة مكونه من خمسة من الأطباء والأخصائيين التابعين لوزارة الصحة ، كما أن الطلب الغير منطقي أيضاً بايداع الوالد أحد المستشفيات لمدة ٧٢ ساعة فان هذا اجحاف</w:t>
+        <w:t>فاحجا اذه ناف ةعاس ٧٢ ةدمل تايفشتسملا دحأ دلاولا عادياب ًاضيأ يقطنم ريغلا بلطلا نأ امك ، ةحصلا ةرازول نيعباتلا نييئاصخألاو ءابطألا نم ةسمخ نم هنوكم ةعسوم ةيبط ةنجل نع رداصو ةحصلا ةرازول ةعبات و ةصصختم ةيموكح ىفشتسم نم رداص ريخالا ريرقتلا نأل ًارظن ضقانتمو لوبقم ريغ بلط ربتعي ةحصلا ةرازو نم ةعسوم ةنجل ليكشت نوعدملا بلط نأ رخأ يبط ريرقت مهبلط بابسأ اونيبي ملو ةيسفنلا ةحصلا ىفشتسم نم رداصلا ريرقتلا بابسأو تايثيح ىلع اوضرتعي مل مهنأ امك ،ريبخلا درل ًايماظن وأ ًايعرش ًاببس نوعدملا مدقي مل ثيح . ةاضقلا در زيجت يتلا بابسألل ادر نأ ةيعرشلا تاعفارملا ماظن نم (۹۲۱) ةداملا صن بسحو ( ةيسفنلا ةحصلا ىفشتسم ) ريبخلا يأرل در ةباثمب وه ينيز ناندع / ديسلا لبق نم دلاولا صحف ةداعإ بلط نأ : ًايناث . ةيعامتجالا هتعمسو ةيراجتلا دلاولا حلاصم ىلع ميسجلا ررضلل ًارظنو ةيالولا ضرف بلط در بجوي امم ، هفسلا اهبوشي لامعأ يأ هباكترا توبث مدعو دلاوملا ةيلقعلا ىوقلا ةمالسب لصألا ىقبي اذل ، كلذ فالخ نيصتخملا ةربخلا لهأ نم</w:t>
       </w:r>
     </w:p>
     <w:p>
@@ -792,7 +806,7 @@
           <w:b w:val="0"/>
           <w:i w:val="0"/>
         </w:rPr>
-        <w:t>التقريرين الي مديرية الشئون الصحيه بمحافظه جده للنظر في التقريرين وبالله التوفيق وفي جلسة اخرى ففي يوم الاحد الموافق ١٤٣٢/٠٨/٠٢هـ حضر محمد بن عبدالله صالح المحضار سعودي الجنسيه بموجب السجل المدني رقم ۱۰۰۲۳۸۰۵۰۷ بصفته وكيلا عن اسامه احمد زيني بموجب الوكالة الصادرة من كتابه العدل الثانيه بجده رقم ٢٠٠٥ في ١٤٣٢/٠٣/٠٥هـ وحضر محمد بن رشيد محمد الحربي سعودي الجنسية بموجب السجل المدني رقم ١٠٤٨٣١٧٢٣٢ بصفته وكيلا عن سليمان بن صالح الخميس بموجب الوكاله الصادرة من كتابه العدل الثانيه بجده رقم ١٩٦٦ في ١٤٣٢/٠٣/٠٣هـ وحضر بدر بن حسن العريشي بصفته وكيلا عن عزام فيصل خوج بموجب الوكاله الصاره من كتابة عدل الغرقه التجاريه بجده رقم ١١ في ١٤٣٢/٠٥/٠٩هـ وحضر طلال غازي احمد زيني عن نفسه ووردنا خطاب مديرية الشئون الصحيه بمحافظة جده رقم ٣٧٨٥ في ١٤٣٢/٠٧/١٠هـ والمتضمن بان التقرير الصادر من مستشفى الصحة النفسيه يعتبر تقرير كامل ويصدر من قبل لجنه مشكله من الاطباء والاستشاريين ذوي الخبره في هذا المجال وبعرضه على المدعى وكالة قال ان الاجدر الاخد به من التقريرين الصادرين هو تقرير مستشفى النفسيه وحيث كان من الواجب على مديرية الشئون الصحيه تشكيل لجنه طبيه محايدة يكون احد اعضائها من الشئون الصحية بجده</w:t>
+        <w:t>هدجب ةيحصلا نوئشلا نم اهئاضعا دحا نوكي ةدياحم هيبط هنجل ليكشت هيحصلا نوئشلا ةيريدم ىلع بجاولا نم ناك ثيحو هيسفنلا ىفشتسم ريرقت وه نيرداصلا نيريرقتلا نم هب دخالا ردجالا نا لاق ةلاكو ىعدملا ىلع هضرعبو لاجملا اذه يف هربخلا يوذ نييراشتسالاو ءابطالا نم هلكشم هنجل لبق نم ردصيو لماك ريرقت ربتعي هيسفنلا ةحصلا ىفشتسم نم رداصلا ريرقتلا ناب نمضتملاو ـه١٤٣٢/٠٧/١٠ يف ٣٧٨٥ مقر هدج ةظفاحمب هيحصلا نوئشلا ةيريدم باطخ اندروو هسفن نع ينيز دمحا يزاغ لالط رضحو ـه١٤٣٢/٠٥/٠٩ يف ١١ مقر هدجب هيراجتلا هقرغلا لدع ةباتك نم هراصلا هلاكولا بجومب جوخ لصيف مازع نع اليكو هتفصب يشيرعلا نسح نب ردب رضحو ـه١٤٣٢/٠٣/٠٣ يف ١٩٦٦ مقر هدجب هيناثلا لدعلا هباتك نم ةرداصلا هلاكولا بجومب سيمخلا حلاص نب ناميلس نع اليكو هتفصب ١٠٤٨٣١٧٢٣٢ مقر يندملا لجسلا بجومب ةيسنجلا يدوعس يبرحلا دمحم ديشر نب دمحم رضحو ـه١٤٣٢/٠٣/٠٥ يف ٢٠٠٥ مقر هدجب هيناثلا لدعلا هباتك نم ةرداصلا ةلاكولا بجومب ينيز دمحا هماسا نع اليكو هتفصب ۷۰۵۰۸۳۲۰۰۱ مقر يندملا لجسلا بجومب هيسنجلا يدوعس راضحملا حلاص هللادبع نب دمحم رضح ـه١٤٣٢/٠٨/٠٢ قفاوملا دحالا موي يفف ىرخا ةسلج يفو قيفوتلا هللابو نيريرقتلا يف رظنلل هدج هظفاحمب هيحصلا نوئشلا ةيريدم يلا نيريرقتلا</w:t>
       </w:r>
     </w:p>
     <w:p>
@@ -805,7 +819,7 @@
           <w:b w:val="0"/>
           <w:i w:val="0"/>
         </w:rPr>
-        <w:t>والعضو الآخر من مستشفيات مدينه الملك عبد العزيز الطبيه والعضو الثالث والمرجح يتبع لجهه معايده ثم تحديد موعد لا عاده الكشف الطبي</w:t>
+        <w:t>يبطلا فشكلا هداع ال دعوم ديدحت مث هدياعم ههجل عبتي حجرملاو ثلاثلا وضعلاو هيبطلا زيزعلا دبع كلملا هنيدم تايفشتسم نم رخآلا وضعلاو</w:t>
       </w:r>
     </w:p>
     <w:p>
@@ -831,7 +845,7 @@
           <w:b w:val="0"/>
           <w:i w:val="0"/>
         </w:rPr>
-        <w:t>المسحه</w:t>
+        <w:t>هحسملا</w:t>
       </w:r>
     </w:p>
     <w:p>
@@ -870,7 +884,7 @@
           <w:b w:val="0"/>
           <w:i w:val="0"/>
         </w:rPr>
-        <w:t>مصلحة مطابع الحكومة ٣١٢٠٦٩</w:t>
+        <w:t>٣١٢٠٦٩ ةموكحلا عباطم ةحلصم</w:t>
       </w:r>
     </w:p>
     <w:p>
@@ -883,7 +897,7 @@
           <w:b w:val="0"/>
           <w:i w:val="0"/>
         </w:rPr>
-        <w:t>هذا النموذج مخصص للاستخدام بالحاسب الآلي ويمنع تغليفه )</w:t>
+        <w:t>( هفيلغت عنميو يلآلا بساحلاب مادختسالل صصخم جذومنلا اذه</w:t>
       </w:r>
     </w:p>
     <w:p>
@@ -935,7 +949,7 @@
           <w:b w:val="0"/>
           <w:i w:val="0"/>
         </w:rPr>
-        <w:t>الملكية العربية</w:t>
+        <w:t>ةيبرعلا ةيكلملا</w:t>
       </w:r>
     </w:p>
     <w:p>
@@ -987,7 +1001,7 @@
           <w:b w:val="0"/>
           <w:i w:val="0"/>
         </w:rPr>
-        <w:t>المحكمة العامة بمحافظة جدة</w:t>
+        <w:t>ةدج ةظفاحمب ةماعلا ةمكحملا</w:t>
       </w:r>
     </w:p>
     <w:p>
@@ -1000,7 +1014,7 @@
           <w:b w:val="0"/>
           <w:i w:val="0"/>
         </w:rPr>
-        <w:t>وزارة الحداد</w:t>
+        <w:t>دادحلا ةرازو</w:t>
       </w:r>
     </w:p>
     <w:p>
@@ -1143,7 +1157,7 @@
           <w:b w:val="0"/>
           <w:i w:val="0"/>
         </w:rPr>
-        <w:t>مصلحة مطابع الحكومة ۲۱۲۰۹۹</w:t>
+        <w:t>۹۹۰۲۱۲ ةموكحلا عباطم ةحلصم</w:t>
       </w:r>
     </w:p>
     <w:p>
@@ -1156,7 +1170,7 @@
           <w:b w:val="0"/>
           <w:i w:val="0"/>
         </w:rPr>
-        <w:t>( هذا النموذج مخصص للاستخدام بالحاسب الآلي ويخضع تعليقه :</w:t>
+        <w:t>: هقيلعت عضخيو يلآلا بساحلاب مادختسالل صصخم جذومنلا اذه )</w:t>
       </w:r>
     </w:p>
     <w:p>
@@ -1260,7 +1274,7 @@
           <w:b w:val="0"/>
           <w:i w:val="0"/>
         </w:rPr>
-        <w:t>المحكمة العامة بمحافظة جدة</w:t>
+        <w:t>ةدج ةظفاحمب ةماعلا ةمكحملا</w:t>
       </w:r>
     </w:p>
     <w:p>
@@ -1390,7 +1404,7 @@
           <w:b w:val="0"/>
           <w:i w:val="0"/>
         </w:rPr>
-        <w:t>مصلحة مطابع الحكومة ۳۱۲۰۹۹</w:t>
+        <w:t>۹۹۰۲۱۳ ةموكحلا عباطم ةحلصم</w:t>
       </w:r>
     </w:p>
     <w:p>
@@ -1403,7 +1417,7 @@
           <w:b w:val="0"/>
           <w:i w:val="0"/>
         </w:rPr>
-        <w:t>( هذا النموذج مخصص للاستخدام بالحاسب الآلي ويمنع تخليقه )</w:t>
+        <w:t>( هقيلخت عنميو يلآلا بساحلاب مادختسالل صصخم جذومنلا اذه )</w:t>
       </w:r>
     </w:p>
     <w:p>
@@ -1481,7 +1495,7 @@
           <w:b w:val="0"/>
           <w:i w:val="0"/>
         </w:rPr>
-        <w:t>المحكمة العامة بمحافظة جدة</w:t>
+        <w:t>ةدج ةظفاحمب ةماعلا ةمكحملا</w:t>
       </w:r>
     </w:p>
     <w:p>
@@ -1520,7 +1534,7 @@
           <w:b w:val="0"/>
           <w:i w:val="0"/>
         </w:rPr>
-        <w:t>والد البراك</w:t>
+        <w:t>كاربلا دلاو</w:t>
       </w:r>
     </w:p>
     <w:p>
@@ -1637,7 +1651,7 @@
           <w:b w:val="0"/>
           <w:i w:val="0"/>
         </w:rPr>
-        <w:t>مصلحة مطابع الحكومة ۳۱۲۰۹۹</w:t>
+        <w:t>۹۹۰۲۱۳ ةموكحلا عباطم ةحلصم</w:t>
       </w:r>
     </w:p>
     <w:p>
@@ -1650,7 +1664,7 @@
           <w:b w:val="0"/>
           <w:i w:val="0"/>
         </w:rPr>
-        <w:t>( هذا النموذج مخصص للاستخدام بالحاسب الآلي ويمنع تعليقه )</w:t>
+        <w:t>( هقيلعت عنميو يلآلا بساحلاب مادختسالل صصخم جذومنلا اذه )</w:t>
       </w:r>
     </w:p>
     <w:p>
@@ -1728,7 +1742,7 @@
           <w:b w:val="0"/>
           <w:i w:val="0"/>
         </w:rPr>
-        <w:t>المحكمة العامة بمحافظة جدة</w:t>
+        <w:t>ةدج ةظفاحمب ةماعلا ةمكحملا</w:t>
       </w:r>
     </w:p>
     <w:p>
@@ -1767,7 +1781,7 @@
           <w:b w:val="0"/>
           <w:i w:val="0"/>
         </w:rPr>
-        <w:t>رار النوار</w:t>
+        <w:t>راونلا رار</w:t>
       </w:r>
     </w:p>
     <w:p>
@@ -1858,7 +1872,7 @@
           <w:b w:val="0"/>
           <w:i w:val="0"/>
         </w:rPr>
-        <w:t>المفهى</w:t>
+        <w:t>ىهفملا</w:t>
       </w:r>
     </w:p>
     <w:p>
@@ -1936,7 +1950,7 @@
           <w:b w:val="0"/>
           <w:i w:val="0"/>
         </w:rPr>
-        <w:t>مصلحة مطابع الحكومة ٣١٢٠١٩</w:t>
+        <w:t>٣١٢٠١٩ ةموكحلا عباطم ةحلصم</w:t>
       </w:r>
     </w:p>
     <w:p>
@@ -1949,7 +1963,7 @@
           <w:b w:val="0"/>
           <w:i w:val="0"/>
         </w:rPr>
-        <w:t>( هذا النموذج مخصص للاستخدام بالحاسب الآلي ويمنع تغليفه )</w:t>
+        <w:t>( هفيلغت عنميو يلآلا بساحلاب مادختسالل صصخم جذومنلا اذه )</w:t>
       </w:r>
     </w:p>
     <w:p>
@@ -2001,7 +2015,7 @@
           <w:b w:val="0"/>
           <w:i w:val="0"/>
         </w:rPr>
-        <w:t>وزارة الجدل</w:t>
+        <w:t>لدجلا ةرازو</w:t>
       </w:r>
     </w:p>
     <w:p>
@@ -2040,7 +2054,7 @@
           <w:b w:val="0"/>
           <w:i w:val="0"/>
         </w:rPr>
-        <w:t>المحكمة العامة بمحافظة جدة</w:t>
+        <w:t>ةدج ةظفاحمب ةماعلا ةمكحملا</w:t>
       </w:r>
     </w:p>
     <w:p>
@@ -2079,7 +2093,7 @@
           <w:b w:val="0"/>
           <w:i w:val="0"/>
         </w:rPr>
-        <w:t>ار المنوال</w:t>
+        <w:t>لاونملا را</w:t>
       </w:r>
     </w:p>
     <w:p>
@@ -2157,7 +2171,7 @@
           <w:b w:val="0"/>
           <w:i w:val="0"/>
         </w:rPr>
-        <w:t>مصلحة مطابع الحكومة ۳۱۲۰۱۹</w:t>
+        <w:t>۹۱۰۲۱۳ ةموكحلا عباطم ةحلصم</w:t>
       </w:r>
     </w:p>
     <w:p>
@@ -2170,7 +2184,7 @@
           <w:b w:val="0"/>
           <w:i w:val="0"/>
         </w:rPr>
-        <w:t>هذا النمور لخص للاستخدام بالحاسب الآلي ويمنح تخليفه )</w:t>
+        <w:t>( هفيلخت حنميو يلآلا بساحلاب مادختسالل صخل رومنلا اذه</w:t>
       </w:r>
     </w:p>
     <w:p>
@@ -2235,7 +2249,7 @@
           <w:b w:val="0"/>
           <w:i w:val="0"/>
         </w:rPr>
-        <w:t>في العربية اليه وزارة الجدل</w:t>
+        <w:t>لدجلا ةرازو هيلا ةيبرعلا يف</w:t>
       </w:r>
     </w:p>
     <w:p>
@@ -2261,7 +2275,7 @@
           <w:b w:val="0"/>
           <w:i w:val="0"/>
         </w:rPr>
-        <w:t>المحكمة العامة بمحافظة جدة</w:t>
+        <w:t>ةدج ةظفاحمب ةماعلا ةمكحملا</w:t>
       </w:r>
     </w:p>
     <w:p>
@@ -2287,7 +2301,7 @@
           <w:b w:val="0"/>
           <w:i w:val="0"/>
         </w:rPr>
-        <w:t>وزارة التران</w:t>
+        <w:t>نارتلا ةرازو</w:t>
       </w:r>
     </w:p>
     <w:p>
@@ -2391,7 +2405,7 @@
           <w:b w:val="0"/>
           <w:i w:val="0"/>
         </w:rPr>
-        <w:t>الحكمة للراسمة العدن المحكمة العامة بمحافظة جدة</w:t>
+        <w:t>ةدج ةظفاحمب ةماعلا ةمكحملا ندعلا ةمسارلل ةمكحلا</w:t>
       </w:r>
     </w:p>
     <w:p>
@@ -2404,7 +2418,7 @@
           <w:b w:val="0"/>
           <w:i w:val="0"/>
         </w:rPr>
-        <w:t>القاضي في المحكمة العامة بمحافظة جدة</w:t>
+        <w:t>ةدج ةظفاحمب ةماعلا ةمكحملا يف يضاقلا</w:t>
       </w:r>
     </w:p>
     <w:p>
@@ -2417,7 +2431,7 @@
           <w:b w:val="0"/>
           <w:i w:val="0"/>
         </w:rPr>
-        <w:t>إبراهيم بن علي بن عبد الله اللحيدان</w:t>
+        <w:t>ناديحللا هللا دبع نب يلع نب ميهاربإ</w:t>
       </w:r>
     </w:p>
     <w:p>
@@ -2430,7 +2444,7 @@
           <w:b w:val="0"/>
           <w:i w:val="0"/>
         </w:rPr>
-        <w:t>مصلحة مطابع الحكومة ٣١٩٠٦٩</w:t>
+        <w:t>٣١٩٠٦٩ ةموكحلا عباطم ةحلصم</w:t>
       </w:r>
     </w:p>
     <w:p>
@@ -2443,7 +2457,7 @@
           <w:b w:val="0"/>
           <w:i w:val="0"/>
         </w:rPr>
-        <w:t>( هذا النموذج مخصص للاستخدام بالحاسب الآلي ويمنع تعليقه )</w:t>
+        <w:t>( هقيلعت عنميو يلآلا بساحلاب مادختسالل صصخم جذومنلا اذه )</w:t>
       </w:r>
     </w:p>
     <w:p>

--- a/zaini_case_audit_output/outputs/word/documents/014_حكم برفض الولاية على الشيخ أحمد زيني من القاضي اللحيدان ـ 08-06-1433هـ.pdf.docx
+++ b/zaini_case_audit_output/outputs/word/documents/014_حكم برفض الولاية على الشيخ أحمد زيني من القاضي اللحيدان ـ 08-06-1433هـ.pdf.docx
@@ -494,7 +494,7 @@
           <w:b w:val="0"/>
           <w:i w:val="0"/>
         </w:rPr>
-        <w:t>واحضر عزام فيصل خوج والمدونه هويته سابقا وحضر عدلي علي عبدالوهاب حماد والمدونة هويته سابقا وحيث سبق مخاطبه مستشفى الصحه النفسيه بجده بخطابنا رقم ٣٢/٣٤٨٢٢ في ١٤٣٦/٠٤/١٧هـ المتضمن الكشف علي السيد احمد عباس زيني زيني وافادتنا هل يحتاج الي قيم يقوم بشئونه وردنا خطاب مستشفى الصحه النفسية بجده رقم ١٩٥١ في ١٤٣٢/٠٦/٠٨هـ والمتضمن أنه اجتمعت اللجنه الطبيه المحليه لدينا بتاريخ ١٤٣٢/٠٥/٢٩هـ وبمعاينه حالة المذكور أعلاء وبالاطلاع على ملفه الطبي والفحوصات الطبية والنفسيه والتقارير الطبيه الصادرة بحقه تقرر مايلي : تبين ان المذكور هادي ومتعاون ولم تظهر عليه أعراض مرض عقلي وكان ادراكة ووعيه وذاكرته في الحدود الطبيعيه ماعدا نسيان بعض الاحداث القريبه جدا بما يتمشى مع سنه وعليه ترى اللجنه أن المذكور قادر علي القيام بشئونه ولا يحتاج الى تعيين قيم والموقع من الدكتور عدنان مفتي والدكتور عدنان عاشور رئيس اللجنه الطبيه استشاري الطب النفسي الدكتور خالده كليب العوفي وبعرض ذلك علي سليمان صالح الخميس بصفته وكيلا عن فيصل غازي زيني وغدير غازي زيني قال انه سبق حضور المنهى عنه إلى مجلسكم الموقر مرتين ولم يظهر من حاله السلامة بل ظهر للجميع عكس ذلك ، حيث لم يجب عن ما نسب إليه من الخرف بل ظل مائزماً الصمت طوال الجلسة ، ولم يتكلم بشيء رغم الى الأمر يخصه ، وكذلك فإن هذا التقرير يخالف التقرير السابق صدوره من مدينة الملك عبد العزيز الطبية ، وهو ما يظهر معه بجلاء بطلان التقرير الطبي ، علماً أننا سبق أن راجعنا مستشفى الصحة النفسية فأفهمنا بتحديد يوم ١٤٣٢/٥/٢١هـ موعداً للكشف على المنهي عنه وعند حضور الابن الأكبر للمنهى عنه حسب الموعد لم يحضر المريض وإنما حضر المستشار القانوني لأسامة زيني المدعو طاهر ودخل المستشفى وخرج ، وقد ألهمنا بعد ذلك أن أسامه أحضر والده يوم ٥/٢٢ أي بعد الموعد بيوم وتم الكشف عليه علماً أن الابن الأكبر للمنهى عنه لم يلحظ أن والده تغيب ي ذلك اليوم عن البيت ولذلك فإننا نطعن في التقرير المذكور طالبين أن يعاد الكشف على المنهى عنه هكذا قال وبعرضه على عزام فيصل خوج بصفته وكيلا عن عدنان احمد زيني قال ان تعارض التقريرين السادرين عن مستشفى الصحة النفسية ومدينة الملك عبد العزيز الطبية يؤكد تذبذب حالة المنهي عنه بين شرد وانتباه، كما أن تعارض هذين التقريرين يؤكد أن حالة المنهي عنه الصحية غير مستقرة ويؤكد فقدانه للإدراك ومن ثم فقدانه للأهلية لما كان هناك تعارض بين التقريرين والذي من شانه التأثير على الحكم في الدعوى حيث أن كلا التقريرين قد صدرا من جهة حكومية لذا فإنه من الضروري تعيين جهة اعلي للفصل في حالة المنهي عنه لتيسير الحكم في الدعوى ومن ثم فإن طلب تشكيل لجنة موسعة من وزارة الصحة لفحص السيد / احمد عباس زيني وتحديد حالته الصحية وبيان عما إذا كان يحتاج إلى تعيين مجلس ولاية من عدمه هو مطلب جوهري يصب في صلب الدعوي على أن تقوم هذه اللجنة بالتثبت من شخص المنهي عنه وفحص الحالة من جميع الجوانب بعد وضع المنهي عنه تحت الملاحظة الطبية الدقيقة هكذا قال وبعرضه علي عدلي علي حماد بصفته وكيلا عن اسامه احمد زيني قال التقرير الطبي الأول المؤرخ في ۱۱/۰/٢٠١٠م ، الذي أشار اليه طالب الانهاء السيد / عدنان زيني في مذكرته المذكورة أعلاه، لم يصدر بناءاً على تكليف فضيلتكم بل تاريخ صدور التقرير قبل تاريخ تكليفكم المستشفى الملك عبد العزيز بتوقيع الكشف الطبي على المنهى عنه ، كما أن التقرير لم يوجه إلى فضيلتكم ، وصدر باللغة الانجليزية حيث صدر من مركز الاعمال التابع للمستشفى وهو قسم تجاري ( عيادات خارجية مدفوعة الاجر ) ولا يعد جهة حكومية و سلم باليد وترجم بمعرفة مقدم الانهاء ، بل والاهم من ذلك أن الوالد لم يذهب إلى تلك العيادات الخارجية الأمر الذي اضطررنا معه إلى التقدم بشكوى الى الجهات الرسمية ضد من أصدر هذا التقرير بتاريخ ١٤٣٧/٠٤/٠٥هـ الموافق ٢٠١١/٠٥/٠١م ، التقرير الطلبي الثاني المؤرخ في ١٤٣٢/٢/١٣ هـ بني على التقرير الطبي الأول وجاء لتصحيح بعض العيوب التي وردت به وبالرغم أن الوالد لم يذهب إلى تلك المستشفي فقد أفاد " بأنه لا يمكن تحديد حاجة المريض إلى قيم الا بعد الكشف عليه من قبل استشاري نفسية واستشاري أعصاب حيث أن المذكور.</w:t>
+        <w:t>واحضر عزام فيصل خوج والمدونه هويته سابقا وحضر عدلي علي عبدالوهاب حماد والمدونة هويته سابقا وحيث سبق مخاطبه مستشفى الصحه النفسيه بجده بخطابنا رقم ٣٢/٣٤٨٢٢ في ١٤٣٦/٠٤/١٧هـ المتضمن الكشف علي السيد احمد عباس زيني وافادتنا هل يحتاج الي قيم يقوم بشئونه وردنا خطاب مستشفى الصحه النفسية بجده رقم ١٩٥١ في ١٤٣٢/٠٦/٠٨هـ والمتضمن أنه اجتمعت اللجنه الطبيه المحليه لدينا بتاريخ ١٤٣٢/٠٥/٢٩هـ وبمعاينه حالة المذكور أعلاء وبالاطلاع على ملفه الطبي والفحوصات الطبية والنفسيه والتقارير الطبيه الصادرة بحقه تقرر مايلي : تبين ان المذكور هادي ومتعاون ولم تظهر عليه أعراض مرض عقلي وكان ادراكة ووعيه وذاكرته في الحدود الطبيعيه ماعدا نسيان بعض الاحداث القريبه جدا بما يتمشى مع سنه وعليه ترى اللجنه أن المذكور قادر علي القيام بشئونه ولا يحتاج الى تعيين قيم والموقع من الدكتور عدنان مفتي والدكتور عدنان عاشور رئيس اللجنه الطبيه استشاري الطب النفسي الدكتور خالده كليب العوفي وبعرض ذلك علي سليمان صالح الخميس بصفته وكيلا عن فيصل غازي زيني وغدير غازي زيني قال انه سبق حضور المنهى عنه إلى مجلسكم الموقر مرتين ولم يظهر من حاله السلامة بل ظهر للجميع عكس ذلك ، حيث لم يجب عن ما نسب إليه من الخرف بل ظل مائزماً الصمت طوال الجلسة ، ولم يتكلم بشيء رغم الى الأمر يخصه ، وكذلك فإن هذا التقرير يخالف التقرير السابق صدوره من مدينة الملك عبد العزيز الطبية ، وهو ما يظهر معه بجلاء بطلان التقرير الطبي ، علماً أننا سبق أن راجعنا مستشفى الصحة النفسية فأفهمنا بتحديد يوم ١٤٣٢/٥/٢١هـ موعداً للكشف على المنهي عنه وعند حضور الابن الأكبر للمنهى عنه حسب الموعد لم يحضر المريض وإنما حضر المستشار القانوني لأسامة زيني المدعو طاهر ودخل المستشفى وخرج ، وقد ألهمنا بعد ذلك أن أسامه أحضر والده يوم ٥/٢٢ أي بعد الموعد بيوم وتم الكشف عليه علماً أن الابن الأكبر للمنهى عنه لم يلحظ أن والده تغيب ي ذلك اليوم عن البيت ولذلك فإننا نطعن في التقرير المذكور طالبين أن يعاد الكشف على المنهى عنه هكذا قال وبعرضه على عزام فيصل خوج بصفته وكيلا عن عدنان احمد زيني قال ان تعارض التقريرين السادرين عن مستشفى الصحة النفسية ومدينة الملك عبد العزيز الطبية يؤكد تذبذب حالة المنهي عنه بين شرد وانتباه، كما أن تعارض هذين التقريرين يؤكد أن حالة المنهي عنه الصحية غير مستقرة ويؤكد فقدانه للإدراك ومن ثم فقدانه للأهلية لما كان هناك تعارض بين التقريرين والذي من شانه التأثير على الحكم في الدعوى حيث أن كلا التقريرين قد صدرا من جهة حكومية لذا فإنه من الضروري تعيين جهة اعلي للفصل في حالة المنهي عنه لتيسير الحكم في الدعوى ومن ثم فإن طلب تشكيل لجنة موسعة من وزارة الصحة لفحص السيد / احمد عباس زيني وتحديد حالته الصحية وبيان عما إذا كان يحتاج إلى تعيين مجلس ولاية من عدمه هو مطلب جوهري يصب في صلب الدعوي على أن تقوم هذه اللجنة بالتثبت من شخص المنهي عنه وفحص الحالة من جميع الجوانب بعد وضع المنهي عنه تحت الملاحظة الطبية الدقيقة هكذا قال وبعرضه علي عدلي علي حماد بصفته وكيلا عن اسامه احمد زيني قال التقرير الطبي الأول المؤرخ في ۱۱/۰/٢٠١٠م ، الذي أشار اليه طالب الانهاء السيد / عدنان زيني في مذكرته المذكورة أعلاه، لم يصدر بناءاً على تكليف فضيلتكم بل تاريخ صدور التقرير قبل تاريخ تكليفكم المستشفى الملك عبد العزيز بتوقيع الكشف الطبي على المنهى عنه ، كما أن التقرير لم يوجه إلى فضيلتكم ، وصدر باللغة الانجليزية حيث صدر من مركز الاعمال التابع للمستشفى وهو قسم تجاري ( عيادات خارجية مدفوعة الاجر ) ولا يعد جهة حكومية و سلم باليد وترجم بمعرفة مقدم الانهاء ، بل والاهم من ذلك أن الوالد لم يذهب إلى تلك العيادات الخارجية الأمر الذي اضطررنا معه إلى التقدم بشكوى الى الجهات الرسمية ضد من أصدر هذا التقرير بتاريخ ١٤٣٧/٠٤/٠٥هـ الموافق ٢٠١١/٠٥/٠١م ، التقرير الطلبي الثاني المؤرخ في ١٤٣٢/٢/١٣ هـ بني على التقرير الطبي الأول وجاء لتصحيح بعض العيوب التي وردت به وبالرغم أن الوالد لم يذهب إلى تلك المستشفي فقد أفاد " بأنه لا يمكن تحديد حاجة المريض إلى قيم الا بعد الكشف عليه من قبل استشاري نفسية واستشاري أعصاب حيث أن المذكور.</w:t>
       </w:r>
     </w:p>
     <w:p>
@@ -819,7 +819,7 @@
           <w:b w:val="0"/>
           <w:i w:val="0"/>
         </w:rPr>
-        <w:t>يبطلا فشكلا هداع ال دعوم ديدحت مث هدياعم ههجل عبتي حجرملاو ثلاثلا وضعلاو هيبطلا زيزعلا دبع كلملا هنيدم تايفشتسم نم رخآلا وضعلاو</w:t>
+        <w:t>يبطلا فشكلا هداع ال دعوم ديدحت مث هدياعم ههجل عبتي حجرملاو ثلا وضعلاو هيبطلا زيزعلا دبع كلملا هنيدم تايفشتسم نم رخآلا وضعلاو</w:t>
       </w:r>
     </w:p>
     <w:p>
